--- a/mps-nivel-c/oficial/04_registros/FTGASMIG_Governanca-APIs/GASMIG02_Fundacao-Tecnologica/RAC-GASMIG02-001_Relatorio-de-Acompanhamento.docx
+++ b/mps-nivel-c/oficial/04_registros/FTGASMIG_Governanca-APIs/GASMIG02_Fundacao-Tecnologica/RAC-GASMIG02-001_Relatorio-de-Acompanhamento.docx
@@ -34,7 +34,7 @@
           <w:color w:val="555555"/>
           <w:sz w:val="20"/>
         </w:rPr>
-        <w:t>RAC-GASMIG02-001   ·   Versão Data   ·   09/06/2026   ·   Timeware Brasil</w:t>
+        <w:t>RAC-GASMIG02-001   ·   Versão Data   ·   10/06/2026   ·   Timeware Brasil</w:t>
       </w:r>
     </w:p>
     <w:p>
@@ -394,7 +394,7 @@
                 <w:i w:val="0"/>
                 <w:sz w:val="20"/>
               </w:rPr>
-              <w:t>1.0</w:t>
+              <w:t>1.1</w:t>
             </w:r>
           </w:p>
         </w:tc>
@@ -450,7 +450,7 @@
                 <w:i w:val="0"/>
                 <w:sz w:val="20"/>
               </w:rPr>
-              <w:t>09/06/2026</w:t>
+              <w:t>10/06/2026</w:t>
             </w:r>
           </w:p>
         </w:tc>
@@ -615,7 +615,7 @@
           <w:i w:val="0"/>
           <w:sz w:val="22"/>
         </w:rPr>
-        <w:t xml:space="preserve"> (26/05–09/06/2026), dentro do prazo contratual de 15 dias. Todos os 78 story points planejados foram entregues. A entrega foi apresentada ao cliente em call no dia 09/06/2026 e formalizada via e-mail. Aceite formal pendente de resposta do cliente.</w:t>
+        <w:t xml:space="preserve"> (26/05–09/06/2026), dentro do prazo contratual de 15 dias. Todos os 78 story points planejados foram entregues. A entrega foi apresentada ao cliente em call no dia 08/06/2026 e aceite formal recebido em 09/06/2026 via e-mail de Sérgio Guimarães Villaça. NF emitida em 09/06/2026.</w:t>
       </w:r>
     </w:p>
     <w:p>
@@ -1859,7 +1859,7 @@
                 <w:i w:val="0"/>
                 <w:sz w:val="20"/>
               </w:rPr>
-              <w:t>Sessão de homologação end-to-end + aceite formal</w:t>
+              <w:t>Apresentação de entrega ao cliente (call)</w:t>
             </w:r>
           </w:p>
         </w:tc>
@@ -1885,7 +1885,7 @@
                 <w:i w:val="0"/>
                 <w:sz w:val="20"/>
               </w:rPr>
-              <w:t>~10/06/2026</w:t>
+              <w:t>08/06/2026</w:t>
             </w:r>
           </w:p>
         </w:tc>
@@ -1911,7 +1911,7 @@
                 <w:i w:val="0"/>
                 <w:sz w:val="20"/>
               </w:rPr>
-              <w:t>—</w:t>
+              <w:t>08/06/2026</w:t>
             </w:r>
           </w:p>
         </w:tc>
@@ -1937,7 +1937,112 @@
                 <w:i w:val="0"/>
                 <w:sz w:val="20"/>
               </w:rPr>
-              <w:t>⏳ Pendente</w:t>
+              <w:t>✅</w:t>
+            </w:r>
+          </w:p>
+        </w:tc>
+      </w:tr>
+      <w:tr>
+        <w:trPr>
+          <w:cantSplit w:val="1"/>
+        </w:trPr>
+        <w:tc>
+          <w:tcPr>
+            <w:tcW w:type="dxa" w:w="2225"/>
+            <w:tcMar>
+              <w:top w:w="60" w:type="dxa"/>
+              <w:bottom w:w="60" w:type="dxa"/>
+              <w:left w:w="100" w:type="dxa"/>
+              <w:right w:w="100" w:type="dxa"/>
+            </w:tcMar>
+          </w:tcPr>
+          <w:p>
+            <w:pPr>
+              <w:spacing w:before="40" w:after="40"/>
+            </w:pPr>
+            <w:r>
+              <w:rPr>
+                <w:rFonts w:ascii="Calibri" w:hAnsi="Calibri"/>
+                <w:b w:val="0"/>
+                <w:i w:val="0"/>
+                <w:sz w:val="20"/>
+              </w:rPr>
+              <w:t>Aceite formal do cliente (e-mail)</w:t>
+            </w:r>
+          </w:p>
+        </w:tc>
+        <w:tc>
+          <w:tcPr>
+            <w:tcW w:type="dxa" w:w="2225"/>
+            <w:tcMar>
+              <w:top w:w="60" w:type="dxa"/>
+              <w:bottom w:w="60" w:type="dxa"/>
+              <w:left w:w="100" w:type="dxa"/>
+              <w:right w:w="100" w:type="dxa"/>
+            </w:tcMar>
+          </w:tcPr>
+          <w:p>
+            <w:pPr>
+              <w:spacing w:before="40" w:after="40"/>
+            </w:pPr>
+            <w:r>
+              <w:rPr>
+                <w:rFonts w:ascii="Calibri" w:hAnsi="Calibri"/>
+                <w:b w:val="0"/>
+                <w:i w:val="0"/>
+                <w:sz w:val="20"/>
+              </w:rPr>
+              <w:t>09/06/2026</w:t>
+            </w:r>
+          </w:p>
+        </w:tc>
+        <w:tc>
+          <w:tcPr>
+            <w:tcW w:type="dxa" w:w="2225"/>
+            <w:tcMar>
+              <w:top w:w="60" w:type="dxa"/>
+              <w:bottom w:w="60" w:type="dxa"/>
+              <w:left w:w="100" w:type="dxa"/>
+              <w:right w:w="100" w:type="dxa"/>
+            </w:tcMar>
+          </w:tcPr>
+          <w:p>
+            <w:pPr>
+              <w:spacing w:before="40" w:after="40"/>
+            </w:pPr>
+            <w:r>
+              <w:rPr>
+                <w:rFonts w:ascii="Calibri" w:hAnsi="Calibri"/>
+                <w:b w:val="0"/>
+                <w:i w:val="0"/>
+                <w:sz w:val="20"/>
+              </w:rPr>
+              <w:t>09/06/2026</w:t>
+            </w:r>
+          </w:p>
+        </w:tc>
+        <w:tc>
+          <w:tcPr>
+            <w:tcW w:type="dxa" w:w="2225"/>
+            <w:tcMar>
+              <w:top w:w="60" w:type="dxa"/>
+              <w:bottom w:w="60" w:type="dxa"/>
+              <w:left w:w="100" w:type="dxa"/>
+              <w:right w:w="100" w:type="dxa"/>
+            </w:tcMar>
+          </w:tcPr>
+          <w:p>
+            <w:pPr>
+              <w:spacing w:before="40" w:after="40"/>
+            </w:pPr>
+            <w:r>
+              <w:rPr>
+                <w:rFonts w:ascii="Calibri" w:hAnsi="Calibri"/>
+                <w:b w:val="0"/>
+                <w:i w:val="0"/>
+                <w:sz w:val="20"/>
+              </w:rPr>
+              <w:t>✅</w:t>
             </w:r>
           </w:p>
         </w:tc>
@@ -3053,7 +3158,7 @@
                 <w:i w:val="0"/>
                 <w:sz w:val="20"/>
               </w:rPr>
-              <w:t>⏳ Sessão agendada com o cliente</w:t>
+              <w:t>✅ Entregue — apresentação 08/06; aceite 09/06</w:t>
             </w:r>
           </w:p>
         </w:tc>
@@ -3158,7 +3263,7 @@
                 <w:i w:val="0"/>
                 <w:sz w:val="20"/>
               </w:rPr>
-              <w:t>✅ Verificação concluída; aceite pendente</w:t>
+              <w:t>✅ Concluído</w:t>
             </w:r>
           </w:p>
         </w:tc>
@@ -3241,7 +3346,7 @@
                 <w:i w:val="0"/>
                 <w:sz w:val="20"/>
               </w:rPr>
-              <w:t>78 SP entregues / aceite pendente</w:t>
+              <w:t>78 SP entregues / aceite formal recebido</w:t>
             </w:r>
           </w:p>
         </w:tc>
@@ -3627,7 +3732,7 @@
                 <w:i w:val="0"/>
                 <w:sz w:val="20"/>
               </w:rPr>
-              <w:t>Sessão de apresentação ao cliente antecipada de 10/06 para 09/06/2026</w:t>
+              <w:t>Sessão de apresentação ao cliente realizada em 08/06/2026 (antecipada de 10/06)</w:t>
             </w:r>
           </w:p>
         </w:tc>
@@ -3652,7 +3757,7 @@
                 <w:i w:val="0"/>
                 <w:sz w:val="20"/>
               </w:rPr>
-              <w:t>09/06/2026</w:t>
+              <w:t>08/06/2026</w:t>
             </w:r>
           </w:p>
         </w:tc>
@@ -3702,7 +3807,7 @@
                 <w:i w:val="0"/>
                 <w:sz w:val="20"/>
               </w:rPr>
-              <w:t>Verificação técnica concluída em 09/06; entrega realizada conforme planejado</w:t>
+              <w:t>Verificação técnica concluída em 09/06; entrega realizada antes do prazo</w:t>
             </w:r>
           </w:p>
         </w:tc>
@@ -4256,7 +4361,7 @@
                 <w:i w:val="0"/>
                 <w:sz w:val="20"/>
               </w:rPr>
-              <w:t>⏳ Em observação</w:t>
+              <w:t>✅ Mitigado</w:t>
             </w:r>
           </w:p>
         </w:tc>
@@ -4281,7 +4386,7 @@
                 <w:i w:val="0"/>
                 <w:sz w:val="20"/>
               </w:rPr>
-              <w:t>Sessão de homologação pendente</w:t>
+              <w:t>Não ocorreu — aceite formal recebido sem solicitação de mudança de escopo</w:t>
             </w:r>
           </w:p>
         </w:tc>
@@ -5071,6 +5176,112 @@
           </w:p>
         </w:tc>
       </w:tr>
+      <w:tr>
+        <w:trPr>
+          <w:cantSplit w:val="1"/>
+        </w:trPr>
+        <w:tc>
+          <w:tcPr>
+            <w:tcW w:type="dxa" w:w="2225"/>
+            <w:tcMar>
+              <w:top w:w="60" w:type="dxa"/>
+              <w:bottom w:w="60" w:type="dxa"/>
+              <w:left w:w="100" w:type="dxa"/>
+              <w:right w:w="100" w:type="dxa"/>
+            </w:tcMar>
+            <w:shd w:val="clear" w:color="auto" w:fill="F0F4F8"/>
+          </w:tcPr>
+          <w:p>
+            <w:pPr>
+              <w:spacing w:before="40" w:after="40"/>
+            </w:pPr>
+            <w:r>
+              <w:rPr>
+                <w:rFonts w:ascii="Calibri" w:hAnsi="Calibri"/>
+                <w:b/>
+                <w:i w:val="0"/>
+                <w:sz w:val="20"/>
+              </w:rPr>
+              <w:t>1.1</w:t>
+            </w:r>
+          </w:p>
+        </w:tc>
+        <w:tc>
+          <w:tcPr>
+            <w:tcW w:type="dxa" w:w="2225"/>
+            <w:tcMar>
+              <w:top w:w="60" w:type="dxa"/>
+              <w:bottom w:w="60" w:type="dxa"/>
+              <w:left w:w="100" w:type="dxa"/>
+              <w:right w:w="100" w:type="dxa"/>
+            </w:tcMar>
+          </w:tcPr>
+          <w:p>
+            <w:pPr>
+              <w:spacing w:before="40" w:after="40"/>
+            </w:pPr>
+            <w:r>
+              <w:rPr>
+                <w:rFonts w:ascii="Calibri" w:hAnsi="Calibri"/>
+                <w:b w:val="0"/>
+                <w:i w:val="0"/>
+                <w:sz w:val="20"/>
+              </w:rPr>
+              <w:t>10/06/2026</w:t>
+            </w:r>
+          </w:p>
+        </w:tc>
+        <w:tc>
+          <w:tcPr>
+            <w:tcW w:type="dxa" w:w="2225"/>
+            <w:tcMar>
+              <w:top w:w="60" w:type="dxa"/>
+              <w:bottom w:w="60" w:type="dxa"/>
+              <w:left w:w="100" w:type="dxa"/>
+              <w:right w:w="100" w:type="dxa"/>
+            </w:tcMar>
+          </w:tcPr>
+          <w:p>
+            <w:pPr>
+              <w:spacing w:before="40" w:after="40"/>
+            </w:pPr>
+            <w:r>
+              <w:rPr>
+                <w:rFonts w:ascii="Calibri" w:hAnsi="Calibri"/>
+                <w:b w:val="0"/>
+                <w:i w:val="0"/>
+                <w:sz w:val="20"/>
+              </w:rPr>
+              <w:t>Time de Melhoria Contínua</w:t>
+            </w:r>
+          </w:p>
+        </w:tc>
+        <w:tc>
+          <w:tcPr>
+            <w:tcW w:type="dxa" w:w="2225"/>
+            <w:tcMar>
+              <w:top w:w="60" w:type="dxa"/>
+              <w:bottom w:w="60" w:type="dxa"/>
+              <w:left w:w="100" w:type="dxa"/>
+              <w:right w:w="100" w:type="dxa"/>
+            </w:tcMar>
+          </w:tcPr>
+          <w:p>
+            <w:pPr>
+              <w:spacing w:before="40" w:after="40"/>
+            </w:pPr>
+            <w:r>
+              <w:rPr>
+                <w:rFonts w:ascii="Calibri" w:hAnsi="Calibri"/>
+                <w:b w:val="0"/>
+                <w:i w:val="0"/>
+                <w:sz w:val="20"/>
+              </w:rPr>
+              <w:t>Fechamento: aceite formal registrado (09/06); todos os ⏳ atualizados para ✅; R-10 mitigado</w:t>
+            </w:r>
+          </w:p>
+        </w:tc>
+      </w:tr>
     </w:tbl>
     <w:p>
       <w:pPr>
@@ -5111,7 +5322,7 @@
         <w:color w:val="555555"/>
         <w:sz w:val="16"/>
       </w:rPr>
-      <w:t>vData  ·  09/06/2026</w:t>
+      <w:t>vData  ·  10/06/2026</w:t>
     </w:r>
     <w:r>
       <w:tab/>
@@ -5173,7 +5384,7 @@
         <w:color w:val="555555"/>
         <w:sz w:val="16"/>
       </w:rPr>
-      <w:t>vData  ·  09/06/2026</w:t>
+      <w:t>vData  ·  10/06/2026</w:t>
     </w:r>
     <w:r>
       <w:tab/>
